--- a/assets/scripts/when-money-aggregates-failed-why-the-money-abandoned-us.docx
+++ b/assets/scripts/when-money-aggregates-failed-why-the-money-abandoned-us.docx
@@ -37,12 +37,14 @@
         <w:rPr>
           <w:b/>
           <w:bCs/>
-        </w:rPr>
-      </w:pPr>
-      <w:r>
-        <w:rPr>
-          <w:b/>
-          <w:bCs/>
+          <w:color w:val="000000" w:themeColor="text1"/>
+        </w:rPr>
+      </w:pPr>
+      <w:r>
+        <w:rPr>
+          <w:b/>
+          <w:bCs/>
+          <w:color w:val="000000" w:themeColor="text1"/>
         </w:rPr>
         <w:t>Susanna Grigoryan</w:t>
       </w:r>
@@ -52,12 +54,14 @@
         <w:rPr>
           <w:b/>
           <w:bCs/>
-        </w:rPr>
-      </w:pPr>
-      <w:r>
-        <w:rPr>
-          <w:b/>
-          <w:bCs/>
+          <w:color w:val="000000" w:themeColor="text1"/>
+        </w:rPr>
+      </w:pPr>
+      <w:r>
+        <w:rPr>
+          <w:b/>
+          <w:bCs/>
+          <w:color w:val="000000" w:themeColor="text1"/>
         </w:rPr>
         <w:t>Recent Staff Member, Monetary Policy Department, Central Bank of Armenia</w:t>
       </w:r>
@@ -67,12 +71,14 @@
         <w:rPr>
           <w:b/>
           <w:bCs/>
-        </w:rPr>
-      </w:pPr>
-      <w:r>
-        <w:rPr>
-          <w:b/>
-          <w:bCs/>
+          <w:color w:val="000000" w:themeColor="text1"/>
+        </w:rPr>
+      </w:pPr>
+      <w:r>
+        <w:rPr>
+          <w:b/>
+          <w:bCs/>
+          <w:color w:val="000000" w:themeColor="text1"/>
         </w:rPr>
         <w:t>Student, Global Forecasting School</w:t>
       </w:r>
@@ -82,358 +88,965 @@
         <w:rPr>
           <w:b/>
           <w:bCs/>
-        </w:rPr>
-      </w:pPr>
-      <w:r>
-        <w:rPr>
-          <w:b/>
-          <w:bCs/>
-        </w:rPr>
-        <w:t xml:space="preserve">November </w:t>
-      </w:r>
-      <w:r>
-        <w:rPr>
-          <w:b/>
-          <w:bCs/>
-        </w:rPr>
-        <w:t>2025</w:t>
-      </w:r>
-    </w:p>
-    <w:p>
-      <w:pPr>
-        <w:rPr>
-          <w:b/>
-          <w:bCs/>
-        </w:rPr>
-      </w:pPr>
-    </w:p>
-    <w:p>
-      <w:pPr>
-        <w:jc w:val="both"/>
-      </w:pPr>
-      <w:r>
-        <w:t xml:space="preserve">Hello, I’m </w:t>
-      </w:r>
-      <w:r>
-        <w:rPr>
-          <w:b/>
-          <w:bCs/>
-        </w:rPr>
-        <w:t>Susanna Grigoryan</w:t>
-      </w:r>
-      <w:r>
-        <w:t xml:space="preserve">, an economist at the </w:t>
-      </w:r>
-      <w:r>
-        <w:rPr>
-          <w:b/>
-          <w:bCs/>
-        </w:rPr>
-        <w:t>Central Bank of Armenia</w:t>
-      </w:r>
-      <w:r>
-        <w:t xml:space="preserve"> and a </w:t>
-      </w:r>
-      <w:r>
-        <w:rPr>
-          <w:b/>
-          <w:bCs/>
-        </w:rPr>
-        <w:t xml:space="preserve">Level </w:t>
-      </w:r>
-      <w:r>
-        <w:rPr>
-          <w:b/>
-          <w:bCs/>
-        </w:rPr>
-        <w:t>1</w:t>
-      </w:r>
-      <w:r>
-        <w:rPr>
-          <w:b/>
-          <w:bCs/>
-        </w:rPr>
-        <w:t xml:space="preserve"> student at the Global Forecasting School</w:t>
-      </w:r>
-      <w:r>
-        <w:t>.</w:t>
-      </w:r>
-      <w:r>
-        <w:t xml:space="preserve"> </w:t>
-      </w:r>
-      <w:r>
-        <w:t xml:space="preserve">In this video, we’ll explore why </w:t>
-      </w:r>
-      <w:r>
-        <w:rPr>
-          <w:b/>
-          <w:bCs/>
-        </w:rPr>
-        <w:t>monetary targeting</w:t>
-      </w:r>
-      <w:r>
-        <w:t xml:space="preserve"> — the idea that central banks could control inflation by trying to control the growth of money — eventually broke down.</w:t>
-      </w:r>
-      <w:r>
-        <w:t xml:space="preserve"> </w:t>
-      </w:r>
-      <w:r>
-        <w:t>It’s a story of innovation, disillusionment, and the search for a better anchor for monetary policy.</w:t>
-      </w:r>
-    </w:p>
-    <w:p>
-      <w:pPr>
-        <w:jc w:val="both"/>
-      </w:pPr>
-      <w:r>
-        <w:t>In the late 1970s and early 1980s, central banks around the world tried to rein in inflation by targeting monetary aggregates such as M1 or M2. The logic seemed straightforward: if inflation was “too much money chasing too few goods,” then controlling the growth of money should stabilize prices.</w:t>
-      </w:r>
-    </w:p>
-    <w:p>
-      <w:pPr>
-        <w:jc w:val="both"/>
-      </w:pPr>
-      <w:r>
-        <w:t>At first, the strategy looked promising. In the United States under Paul Volcker, and in Canada under Gerald Bouey, central banks announced explicit money-growth targets as a visible commitment to discipline. Markets welcomed the move, and credibility appeared to be built through numbers.</w:t>
-      </w:r>
-    </w:p>
-    <w:p>
-      <w:pPr>
-        <w:jc w:val="both"/>
-      </w:pPr>
-      <w:r>
-        <w:t>But soon, the relationship between money and inflation began to unravel.</w:t>
-      </w:r>
-      <w:r>
+          <w:color w:val="000000" w:themeColor="text1"/>
+        </w:rPr>
+      </w:pPr>
+      <w:r>
+        <w:rPr>
+          <w:b/>
+          <w:bCs/>
+          <w:color w:val="000000" w:themeColor="text1"/>
+        </w:rPr>
+        <w:t>November 2025</w:t>
+      </w:r>
+    </w:p>
+    <w:p>
+      <w:pPr>
+        <w:rPr>
+          <w:b/>
+          <w:bCs/>
+          <w:color w:val="000000" w:themeColor="text1"/>
+        </w:rPr>
+      </w:pPr>
+    </w:p>
+    <w:p>
+      <w:pPr>
+        <w:rPr>
+          <w:b/>
+          <w:bCs/>
+          <w:color w:val="000000" w:themeColor="text1"/>
+        </w:rPr>
+      </w:pPr>
+      <w:r>
+        <w:rPr>
+          <w:b/>
+          <w:bCs/>
+          <w:color w:val="000000" w:themeColor="text1"/>
+        </w:rPr>
+        <w:t>Note</w:t>
+      </w:r>
+    </w:p>
+    <w:p>
+      <w:pPr>
+        <w:spacing w:before="227" w:line="312" w:lineRule="auto"/>
+        <w:ind w:right="524"/>
+        <w:jc w:val="both"/>
+        <w:rPr>
+          <w:color w:val="000000" w:themeColor="text1"/>
+        </w:rPr>
+      </w:pPr>
+      <w:r>
+        <w:rPr>
+          <w:color w:val="000000" w:themeColor="text1"/>
+        </w:rPr>
+        <w:t>Monetary targeting emerged as a leading policy framework in the late 1970s and early 1980s as central banks searched for a clearer and more disciplined nominal anchor following the Great Inflation. The foundational logic came from the monetarist proposition that inflation is fundamentally the result of excessive money growth. If the central bank could restrain the growth rate of monetary aggregates to a predictable path, inflation would, over time, converge to a stable rate. This note explains the appeal of monetary targeting, the operational challenges that quickly emerged, and the lessons for good economists.</w:t>
+      </w:r>
+    </w:p>
+    <w:p>
+      <w:pPr>
+        <w:spacing w:before="227" w:line="312" w:lineRule="auto"/>
+        <w:ind w:right="524"/>
+        <w:jc w:val="both"/>
+        <w:rPr>
+          <w:b/>
+          <w:bCs/>
+          <w:color w:val="000000" w:themeColor="text1"/>
+        </w:rPr>
+      </w:pPr>
+      <w:r>
+        <w:rPr>
+          <w:b/>
+          <w:bCs/>
+          <w:color w:val="000000" w:themeColor="text1"/>
+        </w:rPr>
+        <w:t>1. Logic and Appeal of Monetary Targets</w:t>
+      </w:r>
+    </w:p>
+    <w:p>
+      <w:pPr>
+        <w:spacing w:before="227" w:line="312" w:lineRule="auto"/>
+        <w:ind w:right="524"/>
+        <w:jc w:val="both"/>
+        <w:rPr>
+          <w:color w:val="000000" w:themeColor="text1"/>
+        </w:rPr>
+      </w:pPr>
+      <w:r>
+        <w:rPr>
+          <w:color w:val="000000" w:themeColor="text1"/>
+        </w:rPr>
+        <w:t>The basic framework rested on three assumptions:</w:t>
+      </w:r>
+    </w:p>
+    <w:p>
+      <w:pPr>
+        <w:pStyle w:val="ListParagraph"/>
+        <w:numPr>
+          <w:ilvl w:val="0"/>
+          <w:numId w:val="3"/>
+        </w:numPr>
+        <w:spacing w:before="227" w:line="312" w:lineRule="auto"/>
+        <w:ind w:right="524"/>
+        <w:jc w:val="both"/>
+        <w:rPr>
+          <w:color w:val="000000" w:themeColor="text1"/>
+        </w:rPr>
+      </w:pPr>
+      <w:r>
+        <w:rPr>
+          <w:color w:val="000000" w:themeColor="text1"/>
+        </w:rPr>
+        <w:t>money demand was stable</w:t>
+      </w:r>
+    </w:p>
+    <w:p>
+      <w:pPr>
+        <w:pStyle w:val="ListParagraph"/>
+        <w:numPr>
+          <w:ilvl w:val="0"/>
+          <w:numId w:val="3"/>
+        </w:numPr>
+        <w:spacing w:before="227" w:line="312" w:lineRule="auto"/>
+        <w:ind w:right="524"/>
+        <w:jc w:val="both"/>
+        <w:rPr>
+          <w:color w:val="000000" w:themeColor="text1"/>
+        </w:rPr>
+      </w:pPr>
+      <w:r>
+        <w:rPr>
+          <w:color w:val="000000" w:themeColor="text1"/>
+        </w:rPr>
+        <w:t>velocity changed only gradually, and</w:t>
+      </w:r>
+    </w:p>
+    <w:p>
+      <w:pPr>
+        <w:pStyle w:val="ListParagraph"/>
+        <w:numPr>
+          <w:ilvl w:val="0"/>
+          <w:numId w:val="3"/>
+        </w:numPr>
+        <w:spacing w:before="227" w:line="312" w:lineRule="auto"/>
+        <w:ind w:right="524"/>
+        <w:jc w:val="both"/>
+        <w:rPr>
+          <w:color w:val="000000" w:themeColor="text1"/>
+        </w:rPr>
+      </w:pPr>
+      <w:r>
+        <w:rPr>
+          <w:color w:val="000000" w:themeColor="text1"/>
+        </w:rPr>
+        <w:t xml:space="preserve">output followed a predictable trend. </w:t>
+      </w:r>
+    </w:p>
+    <w:p>
+      <w:pPr>
+        <w:spacing w:before="227" w:line="312" w:lineRule="auto"/>
+        <w:ind w:right="524"/>
+        <w:jc w:val="both"/>
+        <w:rPr>
+          <w:color w:val="000000" w:themeColor="text1"/>
+        </w:rPr>
+      </w:pPr>
+      <w:r>
+        <w:rPr>
+          <w:color w:val="000000" w:themeColor="text1"/>
+        </w:rPr>
+        <w:t xml:space="preserve">Under these conditions, targeting the growth rate of aggregates such as M1 or </w:t>
+      </w:r>
+      <w:r>
+        <w:rPr>
+          <w:color w:val="000000" w:themeColor="text1"/>
+        </w:rPr>
         <w:br/>
-        <w:t>Financial innovation transformed how people held and used money.</w:t>
-      </w:r>
-      <w:r>
+        <w:t>M2 seemed like a reliable method for anchoring inflation. Central banks in advanced economies, including the United States, Canada, the United Kingdom, and Germany, adopted explicit targets for money growth. Armenia, like many other countries transitioning toward modern frameworks, later experimented with similar approaches.</w:t>
+      </w:r>
+    </w:p>
+    <w:p>
+      <w:pPr>
+        <w:spacing w:before="227" w:line="312" w:lineRule="auto"/>
+        <w:ind w:right="524"/>
+        <w:jc w:val="both"/>
+        <w:rPr>
+          <w:b/>
+          <w:bCs/>
+          <w:color w:val="000000" w:themeColor="text1"/>
+        </w:rPr>
+      </w:pPr>
+      <w:r>
+        <w:rPr>
+          <w:b/>
+          <w:bCs/>
+          <w:color w:val="000000" w:themeColor="text1"/>
+        </w:rPr>
+        <w:t>2. The CBA’s experience with Money Aggregates</w:t>
+      </w:r>
+    </w:p>
+    <w:p>
+      <w:pPr>
+        <w:spacing w:before="227" w:line="312" w:lineRule="auto"/>
+        <w:ind w:right="524"/>
+        <w:jc w:val="both"/>
+        <w:rPr>
+          <w:color w:val="000000" w:themeColor="text1"/>
+          <w:lang w:val="en-US"/>
+        </w:rPr>
+      </w:pPr>
+      <w:r>
+        <w:rPr>
+          <w:color w:val="000000" w:themeColor="text1"/>
+          <w:lang w:val="en-US"/>
+        </w:rPr>
+        <w:lastRenderedPageBreak/>
+        <w:t xml:space="preserve">From 1994 to 2005, the Central Bank of Armenia operated under a </w:t>
+      </w:r>
+      <w:r>
+        <w:rPr>
+          <w:b/>
+          <w:bCs/>
+          <w:color w:val="000000" w:themeColor="text1"/>
+          <w:lang w:val="en-US"/>
+        </w:rPr>
+        <w:t>monetary aggregate targeting</w:t>
+      </w:r>
+      <w:r>
+        <w:rPr>
+          <w:color w:val="000000" w:themeColor="text1"/>
+          <w:lang w:val="en-US"/>
+        </w:rPr>
+        <w:t xml:space="preserve"> framework. This approach was formalized with the 1996 </w:t>
+      </w:r>
+      <w:r>
+        <w:rPr>
+          <w:i/>
+          <w:iCs/>
+          <w:color w:val="000000" w:themeColor="text1"/>
+          <w:lang w:val="en-US"/>
+        </w:rPr>
+        <w:t>Law on the Central Bank of Armenia</w:t>
+      </w:r>
+      <w:r>
+        <w:rPr>
+          <w:color w:val="000000" w:themeColor="text1"/>
+          <w:lang w:val="en-US"/>
+        </w:rPr>
+        <w:t>, which established price stability as the primary policy objective, restricted direct lending to the government, mandated the use of indirect instruments, and strengthened central bank independence.</w:t>
+      </w:r>
+    </w:p>
+    <w:p>
+      <w:pPr>
+        <w:spacing w:before="227" w:line="312" w:lineRule="auto"/>
+        <w:ind w:right="524"/>
+        <w:jc w:val="both"/>
+        <w:rPr>
+          <w:color w:val="000000" w:themeColor="text1"/>
+          <w:lang w:val="en-US"/>
+        </w:rPr>
+      </w:pPr>
+      <w:r>
+        <w:rPr>
+          <w:color w:val="000000" w:themeColor="text1"/>
+          <w:lang w:val="en-US"/>
+        </w:rPr>
+        <w:t xml:space="preserve">Broad money served as the </w:t>
+      </w:r>
+      <w:r>
+        <w:rPr>
+          <w:b/>
+          <w:bCs/>
+          <w:color w:val="000000" w:themeColor="text1"/>
+          <w:lang w:val="en-US"/>
+        </w:rPr>
+        <w:t>intermediate target</w:t>
+      </w:r>
+      <w:r>
+        <w:rPr>
+          <w:color w:val="000000" w:themeColor="text1"/>
+          <w:lang w:val="en-US"/>
+        </w:rPr>
+        <w:t xml:space="preserve">, while the </w:t>
+      </w:r>
+      <w:r>
+        <w:rPr>
+          <w:b/>
+          <w:bCs/>
+          <w:color w:val="000000" w:themeColor="text1"/>
+          <w:lang w:val="en-US"/>
+        </w:rPr>
+        <w:t>monetary base</w:t>
+      </w:r>
+      <w:r>
+        <w:rPr>
+          <w:color w:val="000000" w:themeColor="text1"/>
+          <w:lang w:val="en-US"/>
+        </w:rPr>
+        <w:t xml:space="preserve"> operated as the </w:t>
+      </w:r>
+      <w:r>
+        <w:rPr>
+          <w:b/>
+          <w:bCs/>
+          <w:color w:val="000000" w:themeColor="text1"/>
+          <w:lang w:val="en-US"/>
+        </w:rPr>
+        <w:t>operational target</w:t>
+      </w:r>
+      <w:r>
+        <w:rPr>
+          <w:color w:val="000000" w:themeColor="text1"/>
+          <w:lang w:val="en-US"/>
+        </w:rPr>
+        <w:t xml:space="preserve">. The CBA influenced banking </w:t>
+      </w:r>
+      <w:proofErr w:type="gramStart"/>
+      <w:r>
+        <w:rPr>
+          <w:color w:val="000000" w:themeColor="text1"/>
+          <w:lang w:val="en-US"/>
+        </w:rPr>
+        <w:t>system</w:t>
+      </w:r>
+      <w:proofErr w:type="gramEnd"/>
+      <w:r>
+        <w:rPr>
+          <w:color w:val="000000" w:themeColor="text1"/>
+          <w:lang w:val="en-US"/>
+        </w:rPr>
+        <w:t xml:space="preserve"> liquidity and banks’ investment decisions through a mix of liquidity-providing (Lombard loans, repos, open-market and FX purchases) and liquidity-absorbing (deposit auctions, repos, open-market and FX sales) instruments. The goal was to steer monetary aggregates toward planned trajectories consistent with achieving low inflation.</w:t>
+      </w:r>
+    </w:p>
+    <w:p>
+      <w:pPr>
+        <w:spacing w:before="227" w:line="312" w:lineRule="auto"/>
+        <w:ind w:right="524"/>
+        <w:jc w:val="both"/>
+        <w:rPr>
+          <w:color w:val="000000" w:themeColor="text1"/>
+          <w:lang w:val="en-US"/>
+        </w:rPr>
+      </w:pPr>
+      <w:r>
+        <w:rPr>
+          <w:color w:val="000000" w:themeColor="text1"/>
+          <w:lang w:val="en-US"/>
+        </w:rPr>
+        <w:t xml:space="preserve">The regime was initially successful. Inflation, though extremely high in 1994 (1,761% year-on-year), became manageable in the second half of that year. By 1995, inflation had fallen to 32.2%, and real GDP returned to </w:t>
+      </w:r>
+      <w:proofErr w:type="gramStart"/>
+      <w:r>
+        <w:rPr>
+          <w:color w:val="000000" w:themeColor="text1"/>
+          <w:lang w:val="en-US"/>
+        </w:rPr>
+        <w:t>positive growth</w:t>
+      </w:r>
+      <w:proofErr w:type="gramEnd"/>
+      <w:r>
+        <w:rPr>
+          <w:color w:val="000000" w:themeColor="text1"/>
+          <w:lang w:val="en-US"/>
+        </w:rPr>
+        <w:t>. From 1995 to 1998, inflation stabilized, and Armenia entered a low-inflation environment accompanied by rapid economic growth, including consecutive double-digit expansions from 2003 to 2007.</w:t>
+      </w:r>
+    </w:p>
+    <w:p>
+      <w:pPr>
+        <w:spacing w:before="227" w:line="312" w:lineRule="auto"/>
+        <w:ind w:right="524"/>
+        <w:jc w:val="both"/>
+        <w:rPr>
+          <w:color w:val="000000" w:themeColor="text1"/>
+          <w:lang w:val="en-US"/>
+        </w:rPr>
+      </w:pPr>
+      <w:r>
+        <w:rPr>
+          <w:color w:val="000000" w:themeColor="text1"/>
+          <w:lang w:val="en-US"/>
+        </w:rPr>
+        <w:t xml:space="preserve">However, the framework soon faced structural difficulties. Until 1998, broad money (M2X)—including foreign-currency deposits—served as the nominal anchor. As dollarization increased, targeting broad money constrained growth in </w:t>
+      </w:r>
+      <w:proofErr w:type="gramStart"/>
+      <w:r>
+        <w:rPr>
+          <w:color w:val="000000" w:themeColor="text1"/>
+          <w:lang w:val="en-US"/>
+        </w:rPr>
+        <w:t>dram</w:t>
+      </w:r>
+      <w:proofErr w:type="gramEnd"/>
+      <w:r>
+        <w:rPr>
+          <w:color w:val="000000" w:themeColor="text1"/>
+          <w:lang w:val="en-US"/>
+        </w:rPr>
+        <w:t xml:space="preserve">-denominated liquidity, risking a contraction in aggregate demand. To address this, the CBA began targeting </w:t>
+      </w:r>
+      <w:proofErr w:type="gramStart"/>
+      <w:r>
+        <w:rPr>
+          <w:color w:val="000000" w:themeColor="text1"/>
+          <w:lang w:val="en-US"/>
+        </w:rPr>
+        <w:t>dram</w:t>
+      </w:r>
+      <w:proofErr w:type="gramEnd"/>
+      <w:r>
+        <w:rPr>
+          <w:color w:val="000000" w:themeColor="text1"/>
+          <w:lang w:val="en-US"/>
+        </w:rPr>
+        <w:t>-based aggregates in 1998, though this did not resolve inconsistencies between the operational target and the nominal anchor.</w:t>
+      </w:r>
+    </w:p>
+    <w:p>
+      <w:pPr>
+        <w:spacing w:before="227" w:line="312" w:lineRule="auto"/>
+        <w:ind w:right="524"/>
+        <w:jc w:val="both"/>
+        <w:rPr>
+          <w:color w:val="000000" w:themeColor="text1"/>
+          <w:lang w:val="en-US"/>
+        </w:rPr>
+      </w:pPr>
+      <w:r>
+        <w:rPr>
+          <w:color w:val="000000" w:themeColor="text1"/>
+          <w:lang w:val="en-US"/>
+        </w:rPr>
+        <w:t>Growing volatility in money demand, the shadow circulation of U.S. dollars, rising external inflows after 2000, and a weak transmission mechanism undermined the stability of both the monetary base–broad money relationship and the broad money–inflation link. Broad money persistently deviated from targets, forcing frequent revisions and eroding the credibility of the nominal anchor. With broad money no longer a reliable anchor, the CBA faced a strategic choice between adopting an exchange-rate anchor or transitioning to inflation targeting.</w:t>
+      </w:r>
+    </w:p>
+    <w:p>
+      <w:pPr>
+        <w:spacing w:before="227" w:line="312" w:lineRule="auto"/>
+        <w:ind w:right="524"/>
+        <w:jc w:val="both"/>
+        <w:rPr>
+          <w:b/>
+          <w:bCs/>
+          <w:color w:val="000000" w:themeColor="text1"/>
+        </w:rPr>
+      </w:pPr>
+      <w:r>
+        <w:rPr>
+          <w:b/>
+          <w:bCs/>
+          <w:color w:val="000000" w:themeColor="text1"/>
+        </w:rPr>
+        <w:lastRenderedPageBreak/>
+        <w:t>3. Early Operational Difficulties</w:t>
+      </w:r>
+    </w:p>
+    <w:p>
+      <w:pPr>
+        <w:spacing w:before="227" w:line="312" w:lineRule="auto"/>
+        <w:ind w:right="524"/>
+        <w:jc w:val="both"/>
+        <w:rPr>
+          <w:color w:val="000000" w:themeColor="text1"/>
+        </w:rPr>
+      </w:pPr>
+      <w:r>
+        <w:rPr>
+          <w:color w:val="000000" w:themeColor="text1"/>
+        </w:rPr>
+        <w:t>Almost immediately, policymakers encountered large and persistent deviations of monetary aggregates from their intended targets. These deviations often carried ambiguous implications for inflation. In some episodes, rapid money growth did not translate into higher inflation; in others, inflation rose even when monetary aggregates appeared to be under control. The once-stable empirical relationship between money and nominal income began to deteriorate.</w:t>
+      </w:r>
+    </w:p>
+    <w:p>
+      <w:pPr>
+        <w:spacing w:before="227" w:line="312" w:lineRule="auto"/>
+        <w:ind w:right="524"/>
+        <w:jc w:val="both"/>
+        <w:rPr>
+          <w:b/>
+          <w:bCs/>
+          <w:color w:val="000000" w:themeColor="text1"/>
+        </w:rPr>
+      </w:pPr>
+      <w:r>
+        <w:rPr>
+          <w:b/>
+          <w:bCs/>
+          <w:color w:val="000000" w:themeColor="text1"/>
+        </w:rPr>
+        <w:t>4. Structural Breaks in Money Demand</w:t>
+      </w:r>
+    </w:p>
+    <w:p>
+      <w:pPr>
+        <w:spacing w:before="227" w:line="312" w:lineRule="auto"/>
+        <w:ind w:right="524"/>
+        <w:jc w:val="both"/>
+        <w:rPr>
+          <w:color w:val="000000" w:themeColor="text1"/>
+        </w:rPr>
+      </w:pPr>
+      <w:r>
+        <w:rPr>
+          <w:color w:val="000000" w:themeColor="text1"/>
+        </w:rPr>
+        <w:t xml:space="preserve">Financial innovation played a central role in destabilizing previously stable money-demand functions. Deregulation in the banking sector, the introduction of interest-bearing deposits, the rise of money market mutual funds, and technological </w:t>
+      </w:r>
+      <w:r>
+        <w:rPr>
+          <w:color w:val="000000" w:themeColor="text1"/>
+        </w:rPr>
         <w:br/>
-        <w:t>Credit cards, money-market funds, and electronic payments changed the way liquidity moved through the economy, making the velocity of money unpredictable.</w:t>
-      </w:r>
-      <w:r>
+        <w:t xml:space="preserve">changes in payments all altered how households and firms managed liquidity. As a result, traditional aggregates like M1 and M2 ceased to track the underlying liquidity positions of the private sector. Velocity became unpredictable, and former </w:t>
+      </w:r>
+      <w:r>
+        <w:rPr>
+          <w:color w:val="000000" w:themeColor="text1"/>
+        </w:rPr>
         <w:br/>
-        <w:t>The once-stable link between money and prices weakened dramatically.</w:t>
-      </w:r>
-    </w:p>
-    <w:p>
-      <w:pPr>
-        <w:jc w:val="both"/>
-      </w:pPr>
-      <w:r>
-        <w:t>In practice, the quantity of money was never something a central bank could directly control. Small changes in interest rates led to large and erratic movements in money demand. It was as if money itself had “abandoned” us — no longer behaving the way textbooks predicted.</w:t>
-      </w:r>
-    </w:p>
-    <w:p>
-      <w:pPr>
-        <w:jc w:val="both"/>
-      </w:pPr>
-      <w:r>
-        <w:t>Economists began to realize why. Money is endogenous, not exogenous.</w:t>
-      </w:r>
-      <w:r>
-        <w:br/>
-        <w:t>It is created inside the financial system through the credit decisions of banks.</w:t>
-      </w:r>
-      <w:r>
-        <w:br/>
-        <w:t xml:space="preserve">When banks extend loans, they simultaneously create deposits; when those loans are </w:t>
-      </w:r>
-      <w:r>
+        <w:t>models no longer provided reliable guidance.</w:t>
+      </w:r>
+    </w:p>
+    <w:p>
+      <w:pPr>
+        <w:spacing w:before="227" w:line="312" w:lineRule="auto"/>
+        <w:ind w:right="524"/>
+        <w:jc w:val="both"/>
+        <w:rPr>
+          <w:color w:val="000000" w:themeColor="text1"/>
+        </w:rPr>
+      </w:pPr>
+      <w:r>
+        <w:rPr>
+          <w:color w:val="000000" w:themeColor="text1"/>
+        </w:rPr>
+        <w:t>A good economist recognizes these structural breaks as soon as they emerge. When a key empirical relationship becomes unstable, it cannot serve as a reliable operational foundation for policy.</w:t>
+      </w:r>
+    </w:p>
+    <w:p>
+      <w:pPr>
+        <w:spacing w:before="227" w:line="312" w:lineRule="auto"/>
+        <w:ind w:right="524"/>
+        <w:jc w:val="both"/>
+        <w:rPr>
+          <w:b/>
+          <w:bCs/>
+          <w:color w:val="000000" w:themeColor="text1"/>
+        </w:rPr>
+      </w:pPr>
+      <w:r>
+        <w:rPr>
+          <w:b/>
+          <w:bCs/>
+          <w:color w:val="000000" w:themeColor="text1"/>
+        </w:rPr>
+        <w:t>5. Endogenous Money and Banking Behaviour</w:t>
+      </w:r>
+    </w:p>
+    <w:p>
+      <w:pPr>
+        <w:spacing w:before="227" w:line="312" w:lineRule="auto"/>
+        <w:ind w:right="524"/>
+        <w:jc w:val="both"/>
+        <w:rPr>
+          <w:color w:val="000000" w:themeColor="text1"/>
+        </w:rPr>
+      </w:pPr>
+      <w:r>
+        <w:rPr>
+          <w:color w:val="000000" w:themeColor="text1"/>
+        </w:rPr>
+        <w:t>A deeper conceptual issue was that monetary targeting did not reflect the endogenous nature of modern money creation. When banks expand credit, deposits rise; when banks contract lending, deposits fall. These dynamics depend more on economic conditions and risk appetite than on central bank actions. Monetary aggregates therefore reflected the behaviour of private financial institutions rather than the intended stance of monetary policy. Attempts to control the quantity of money led to volatility in short-term interest rates and credit conditions, raising concerns about financial stability. Central banks were forced to choose between stabilizing interest rates or stabilizing money growth—most chose the former.</w:t>
+      </w:r>
+    </w:p>
+    <w:p>
+      <w:pPr>
+        <w:jc w:val="both"/>
+        <w:rPr>
+          <w:color w:val="000000" w:themeColor="text1"/>
+        </w:rPr>
+      </w:pPr>
+      <w:r>
+        <w:rPr>
+          <w:color w:val="000000" w:themeColor="text1"/>
+        </w:rPr>
         <w:lastRenderedPageBreak/>
-        <w:t>repaid, money is destroyed. That means the supply of money depends on the demand for credit and on banks’ perceptions of risk, not on the central bank’s direct control.</w:t>
-      </w:r>
-    </w:p>
-    <w:p>
-      <w:pPr>
-        <w:jc w:val="both"/>
-      </w:pPr>
-      <w:r>
-        <w:t>Once this insight became clear, it was obvious that trying to hit a precise money-growth target was like trying to control the temperature of a room by guessing how fast the fan should spin. The tool was indirect and unreliable.</w:t>
-      </w:r>
-    </w:p>
-    <w:p>
-      <w:pPr>
-        <w:jc w:val="both"/>
-      </w:pPr>
-      <w:r>
-        <w:t xml:space="preserve">This realization led to a major conceptual shift in monetary policy — from trying </w:t>
-      </w:r>
-      <w:r>
-        <w:t>to control</w:t>
-      </w:r>
-      <w:r>
-        <w:t xml:space="preserve"> quantities to influencing prices. Instead of attempting to fix the growth of money, central banks began to set the short-term interest rate to influence the cost of borrowing and spending in the economy. By focusing on interest rates, policymakers could work through the credit channel and expectations, providing a more stable and transparent way to guide inflation toward its target.</w:t>
-      </w:r>
-    </w:p>
-    <w:p>
-      <w:pPr>
-        <w:jc w:val="both"/>
-      </w:pPr>
-      <w:r>
-        <w:t>Armenia experienced this transition as well. In its early years, the Central Bank of Armenia experimented with monetary targeting, hoping to build credibility through visible numeric targets. But the same challenges appeared here as elsewhere: financial deepening and innovation made monetary aggregates unreliable guides.</w:t>
-      </w:r>
-      <w:r>
-        <w:t xml:space="preserve"> </w:t>
-      </w:r>
-      <w:r>
-        <w:t>The link between money and inflation weakened, and the numbers themselves became noisy and misleading signals.</w:t>
-      </w:r>
-    </w:p>
-    <w:p>
-      <w:pPr>
-        <w:jc w:val="both"/>
-      </w:pPr>
-      <w:r>
-        <w:t>Eventually, the CBA shifted toward an interest-rate-based framework, laying the groundwork for the modern inflation-targeting regime that we operate under today.</w:t>
-      </w:r>
-      <w:r>
-        <w:br/>
-        <w:t>This change marked a decisive moment in the CBA’s evolution — a recognition that monetary policy must work through prices and expectations, not through an assumed control of money stocks.</w:t>
-      </w:r>
-    </w:p>
-    <w:p>
-      <w:pPr>
-        <w:jc w:val="both"/>
-      </w:pPr>
-      <w:r>
-        <w:t>The key lesson is simple: to control inflation, we must influence the price of money, not its quantity. Understanding that money is created within the financial system — that it is endogenous — was a turning point in modern central banking.</w:t>
-      </w:r>
-      <w:r>
-        <w:t xml:space="preserve"> </w:t>
-      </w:r>
-      <w:r>
-        <w:t>It represented the move from mechanical rule-following to strategic management of expectations and risks.</w:t>
-      </w:r>
-    </w:p>
-    <w:p>
-      <w:pPr>
-        <w:jc w:val="both"/>
-      </w:pPr>
-      <w:r>
-        <w:t>This transition also set the intellectual foundation for today’s Prudent Risk Management Approach to Monetary Policy, known as FPAS Mark II. Developed at the Central Bank of Armenia in collaboration with the Better Policy Project, FPAS Mark II treats policymaking as a process of continuous learning under uncertainty. It explicitly weighs risks and scenarios instead of relying on a single deterministic forecast. It builds credibility not by claiming precision, but by demonstrating prudence — acknowledging uncertainty, managing expectations, and communicating clearly.</w:t>
-      </w:r>
-    </w:p>
-    <w:p>
-      <w:pPr>
-        <w:jc w:val="both"/>
-      </w:pPr>
-      <w:r>
-        <w:t xml:space="preserve">As Freedman and Laxton (2009) observed, credibility depends on consistent frameworks and adaptable strategies. Monetary targeting failed not because policymakers lost </w:t>
-      </w:r>
-      <w:r>
+        <w:t xml:space="preserve">Recent research has begun filling a gap in how economists model these mechanisms. For example, DSGE models with explicit banking, balance sheet interactions, and liquidity and maturity transformations such as Benes, </w:t>
+      </w:r>
+      <w:proofErr w:type="spellStart"/>
+      <w:r>
+        <w:rPr>
+          <w:color w:val="000000" w:themeColor="text1"/>
+        </w:rPr>
+        <w:t>Kumhof</w:t>
+      </w:r>
+      <w:proofErr w:type="spellEnd"/>
+      <w:r>
+        <w:rPr>
+          <w:color w:val="000000" w:themeColor="text1"/>
+        </w:rPr>
+        <w:t xml:space="preserve">, and Laxton (2014) and </w:t>
+      </w:r>
+      <w:proofErr w:type="spellStart"/>
+      <w:r>
+        <w:rPr>
+          <w:color w:val="000000" w:themeColor="text1"/>
+        </w:rPr>
+        <w:t>Mkhatrishvili</w:t>
+      </w:r>
+      <w:proofErr w:type="spellEnd"/>
+      <w:r>
+        <w:rPr>
+          <w:color w:val="000000" w:themeColor="text1"/>
+        </w:rPr>
+        <w:t xml:space="preserve"> (2025)—provide modern treatments of endogenous money creation. These papers are not about monetary targeting itself; rather, they offer improved analytical foundations for thinking about money, credit, and liquidity inside structural policy models.</w:t>
+      </w:r>
+    </w:p>
+    <w:p>
+      <w:pPr>
+        <w:spacing w:before="227" w:line="312" w:lineRule="auto"/>
+        <w:ind w:right="524"/>
+        <w:jc w:val="both"/>
+        <w:rPr>
+          <w:b/>
+          <w:bCs/>
+          <w:color w:val="000000" w:themeColor="text1"/>
+        </w:rPr>
+      </w:pPr>
+      <w:r>
+        <w:rPr>
+          <w:b/>
+          <w:bCs/>
+          <w:color w:val="000000" w:themeColor="text1"/>
+        </w:rPr>
+        <w:t>6. Transition to Interest-Rate Instruments</w:t>
+      </w:r>
+    </w:p>
+    <w:p>
+      <w:pPr>
+        <w:spacing w:before="227" w:line="312" w:lineRule="auto"/>
+        <w:ind w:right="524"/>
+        <w:jc w:val="both"/>
+        <w:rPr>
+          <w:color w:val="000000" w:themeColor="text1"/>
+        </w:rPr>
+      </w:pPr>
+      <w:r>
+        <w:rPr>
+          <w:color w:val="000000" w:themeColor="text1"/>
+        </w:rPr>
+        <w:t>As practical challenges mounted, central banks shifted from quantity-based to price-based operational frameworks. Instead of attempting to control monetary aggregates directly, policymakers began to influence economic activity and inflation by setting a Short-term policy interest rate and shaping expectations about its future path. This approach proved more effective, more flexible, and more consistent with the functioning of modern financial systems.</w:t>
+      </w:r>
+    </w:p>
+    <w:p>
+      <w:pPr>
+        <w:spacing w:before="227" w:line="312" w:lineRule="auto"/>
+        <w:ind w:right="524"/>
+        <w:jc w:val="both"/>
+        <w:rPr>
+          <w:color w:val="000000" w:themeColor="text1"/>
+        </w:rPr>
+      </w:pPr>
+      <w:r>
+        <w:rPr>
+          <w:color w:val="000000" w:themeColor="text1"/>
+        </w:rPr>
+        <w:t>For Armenia, as in many other countries, experiences with monetary targeting provided valuable lessons that ultimately led to the adoption of inflation targeting frameworks supported by forecasting and policy analysis systems.</w:t>
+      </w:r>
+    </w:p>
+    <w:p>
+      <w:pPr>
+        <w:spacing w:before="227" w:line="312" w:lineRule="auto"/>
+        <w:ind w:right="524"/>
+        <w:jc w:val="both"/>
+        <w:rPr>
+          <w:b/>
+          <w:bCs/>
+          <w:color w:val="000000" w:themeColor="text1"/>
+        </w:rPr>
+      </w:pPr>
+      <w:r>
+        <w:rPr>
+          <w:b/>
+          <w:bCs/>
+          <w:color w:val="000000" w:themeColor="text1"/>
+        </w:rPr>
+        <w:t>7. Lessons for Good Policy Analysis</w:t>
+      </w:r>
+    </w:p>
+    <w:p>
+      <w:pPr>
+        <w:spacing w:before="227" w:line="312" w:lineRule="auto"/>
+        <w:ind w:right="524"/>
+        <w:jc w:val="both"/>
+        <w:rPr>
+          <w:color w:val="000000" w:themeColor="text1"/>
+        </w:rPr>
+      </w:pPr>
+      <w:r>
+        <w:rPr>
+          <w:color w:val="000000" w:themeColor="text1"/>
+        </w:rPr>
+        <w:t>The monetary targeting era taught economists several important lessons:</w:t>
+      </w:r>
+    </w:p>
+    <w:p>
+      <w:pPr>
+        <w:pStyle w:val="ListParagraph"/>
+        <w:numPr>
+          <w:ilvl w:val="0"/>
+          <w:numId w:val="4"/>
+        </w:numPr>
+        <w:spacing w:before="227" w:line="312" w:lineRule="auto"/>
+        <w:ind w:right="524"/>
+        <w:jc w:val="both"/>
+        <w:rPr>
+          <w:b/>
+          <w:bCs/>
+          <w:color w:val="000000" w:themeColor="text1"/>
+        </w:rPr>
+      </w:pPr>
+      <w:r>
+        <w:rPr>
+          <w:color w:val="000000" w:themeColor="text1"/>
+        </w:rPr>
+        <w:t xml:space="preserve">Empirical relationships must be continuously evaluated for stability.  </w:t>
+      </w:r>
+    </w:p>
+    <w:p>
+      <w:pPr>
+        <w:pStyle w:val="ListParagraph"/>
+        <w:numPr>
+          <w:ilvl w:val="0"/>
+          <w:numId w:val="4"/>
+        </w:numPr>
+        <w:spacing w:before="227" w:line="312" w:lineRule="auto"/>
+        <w:ind w:right="524"/>
+        <w:jc w:val="both"/>
+        <w:rPr>
+          <w:color w:val="000000" w:themeColor="text1"/>
+        </w:rPr>
+      </w:pPr>
+      <w:r>
+        <w:rPr>
+          <w:color w:val="000000" w:themeColor="text1"/>
+        </w:rPr>
+        <w:t>Structural change can disrupt long-standing regularities.</w:t>
+      </w:r>
+    </w:p>
+    <w:p>
+      <w:pPr>
+        <w:pStyle w:val="ListParagraph"/>
+        <w:numPr>
+          <w:ilvl w:val="0"/>
+          <w:numId w:val="4"/>
+        </w:numPr>
+        <w:spacing w:before="227" w:line="312" w:lineRule="auto"/>
+        <w:ind w:right="524"/>
+        <w:jc w:val="both"/>
+        <w:rPr>
+          <w:color w:val="000000" w:themeColor="text1"/>
+        </w:rPr>
+      </w:pPr>
+      <w:r>
+        <w:rPr>
+          <w:color w:val="000000" w:themeColor="text1"/>
+        </w:rPr>
+        <w:t>Monetary and credit aggregates are useful indicators but cannot serve as the sole anchor of policy.</w:t>
+      </w:r>
+    </w:p>
+    <w:p>
+      <w:pPr>
+        <w:pStyle w:val="ListParagraph"/>
+        <w:numPr>
+          <w:ilvl w:val="0"/>
+          <w:numId w:val="4"/>
+        </w:numPr>
+        <w:spacing w:before="227" w:line="312" w:lineRule="auto"/>
+        <w:ind w:right="524"/>
+        <w:jc w:val="both"/>
+        <w:rPr>
+          <w:color w:val="000000" w:themeColor="text1"/>
+        </w:rPr>
+      </w:pPr>
+      <w:r>
+        <w:rPr>
+          <w:color w:val="000000" w:themeColor="text1"/>
+        </w:rPr>
+        <w:t xml:space="preserve">Good economists adapt frameworks when evidence shows that earlier assumptions no longer hold.  </w:t>
+      </w:r>
+    </w:p>
+    <w:p>
+      <w:pPr>
+        <w:spacing w:before="227" w:line="312" w:lineRule="auto"/>
+        <w:ind w:right="524"/>
+        <w:jc w:val="both"/>
+        <w:rPr>
+          <w:color w:val="000000" w:themeColor="text1"/>
+        </w:rPr>
+      </w:pPr>
+      <w:r>
+        <w:rPr>
+          <w:color w:val="000000" w:themeColor="text1"/>
+        </w:rPr>
+        <w:t>These insights paved the way for modern inflation-targeting regimes and the development of FPAS-type frameworks, while recent work on endogenous money creation helps rebuild the analytical foundations for thinking about money, credit, and liquidity inside those frameworks.</w:t>
+      </w:r>
+    </w:p>
+    <w:p>
+      <w:pPr>
+        <w:spacing w:before="227" w:line="312" w:lineRule="auto"/>
+        <w:ind w:right="524"/>
+        <w:jc w:val="both"/>
+        <w:rPr>
+          <w:color w:val="000000" w:themeColor="text1"/>
+        </w:rPr>
+      </w:pPr>
+    </w:p>
+    <w:p>
+      <w:pPr>
+        <w:jc w:val="both"/>
+        <w:rPr>
+          <w:b/>
+          <w:bCs/>
+          <w:color w:val="000000" w:themeColor="text1"/>
+        </w:rPr>
+      </w:pPr>
+      <w:r>
+        <w:rPr>
+          <w:b/>
+          <w:bCs/>
+          <w:color w:val="000000" w:themeColor="text1"/>
+        </w:rPr>
         <w:lastRenderedPageBreak/>
-        <w:t>control, but because they discovered they never truly had it.</w:t>
-      </w:r>
-      <w:r>
-        <w:br/>
-        <w:t>The illusion of control gave way to a more accurate understanding of how credit and expectations drive inflation.</w:t>
-      </w:r>
-    </w:p>
-    <w:p>
-      <w:pPr>
-        <w:jc w:val="both"/>
-      </w:pPr>
-      <w:r>
-        <w:t>Armenia’s experience mirrors this global evolution. By the mid-2000s, it was evident that monetary aggregates could no longer provide a reliable nominal anchor. The CBA responded by transitioning to an interest-rate-based operational framework that strengthened the transmission of policy through the financial system and paved the way for FPAS Mark II. Under this approach, policy decisions incorporate risk assessments, scenario analysis, and clear communication — all crucial for maintaining credibility in an uncertain world.</w:t>
-      </w:r>
-    </w:p>
-    <w:p>
-      <w:pPr>
-        <w:jc w:val="both"/>
-      </w:pPr>
-      <w:r>
-        <w:t>The failure of monetary targeting was not a policy error, but a recognition of economic reality. Central banks cannot directly control the quantity of money; they can only influence its price and the conditions under which it is created. The transition to interest-rate-based policy marked a maturing of central banking — from mechanical rule-making to thoughtful, data-driven management of expectations and risk.</w:t>
-      </w:r>
-    </w:p>
-    <w:p>
-      <w:pPr>
-        <w:jc w:val="both"/>
-      </w:pPr>
-      <w:r>
-        <w:t>For Armenia, this shift represented a vital step toward institutional credibility and modern policy practice. The lessons of the 1970s and the breakdown of monetary targeting continue to guide our work at the Central Bank of Armenia today — an approach that values analytical rigor, communication, and the prudent management of uncertainty.</w:t>
-      </w:r>
-    </w:p>
-    <w:p>
-      <w:pPr>
-        <w:jc w:val="both"/>
-      </w:pPr>
-      <w:r>
-        <w:t>This video was prepared with guidance from Douglas Laxton, Jared Laxton, Asya Kostanyan, and Sopio Mkervalidze at the Global Forecasting School.</w:t>
-      </w:r>
-      <w:r>
-        <w:br/>
-        <w:t>Thank you for watching, and I look forward to exploring more of the story of modern monetary policy with you in future episodes of the CBA Academy.</w:t>
-      </w:r>
-    </w:p>
-    <w:p>
-      <w:pPr>
-        <w:jc w:val="both"/>
-      </w:pPr>
-    </w:p>
-    <w:p>
-      <w:pPr>
-        <w:jc w:val="both"/>
-        <w:rPr>
-          <w:b/>
-          <w:bCs/>
-        </w:rPr>
-      </w:pPr>
-      <w:r>
-        <w:rPr>
-          <w:b/>
-          <w:bCs/>
-        </w:rPr>
         <w:t>Literature &amp; Further Reading</w:t>
       </w:r>
     </w:p>
     <w:p>
       <w:pPr>
+        <w:pStyle w:val="ListParagraph"/>
         <w:numPr>
           <w:ilvl w:val="0"/>
           <w:numId w:val="2"/>
         </w:numPr>
-        <w:jc w:val="both"/>
-      </w:pPr>
-      <w:r>
-        <w:t>CBA Academy. 2025. </w:t>
-      </w:r>
-      <w:hyperlink r:id="rId7" w:tgtFrame="_blank" w:history="1">
+        <w:spacing w:before="227" w:line="312" w:lineRule="auto"/>
+        <w:ind w:right="521"/>
+        <w:jc w:val="both"/>
+        <w:rPr>
+          <w:color w:val="000000" w:themeColor="text1"/>
+          <w:lang w:val="en-US"/>
+        </w:rPr>
+      </w:pPr>
+      <w:r>
+        <w:rPr>
+          <w:color w:val="000000" w:themeColor="text1"/>
+        </w:rPr>
+        <w:t xml:space="preserve">Benes, J., M. </w:t>
+      </w:r>
+      <w:proofErr w:type="spellStart"/>
+      <w:r>
+        <w:rPr>
+          <w:color w:val="000000" w:themeColor="text1"/>
+        </w:rPr>
+        <w:t>Kumhof</w:t>
+      </w:r>
+      <w:proofErr w:type="spellEnd"/>
+      <w:r>
+        <w:rPr>
+          <w:color w:val="000000" w:themeColor="text1"/>
+        </w:rPr>
+        <w:t xml:space="preserve">, and D. Laxton. 2014. </w:t>
+      </w:r>
+      <w:hyperlink r:id="rId7" w:history="1">
         <w:r>
           <w:rPr>
             <w:rStyle w:val="Hyperlink"/>
-            <w:i/>
-            <w:iCs/>
+            <w:color w:val="000000" w:themeColor="text1"/>
+            <w:lang w:val="en-US"/>
           </w:rPr>
-          <w:t>Onboarding Platform for New Board Members: Monetary Policy and the Evolution of Modern Central Banking.</w:t>
+          <w:t>Financial Crises in DSGE Models:</w:t>
         </w:r>
         <w:r>
           <w:rPr>
             <w:rStyle w:val="Hyperlink"/>
+            <w:color w:val="000000" w:themeColor="text1"/>
+            <w:lang w:val="en-US"/>
           </w:rPr>
-          <w:t> </w:t>
+          <w:t xml:space="preserve"> S</w:t>
+        </w:r>
+        <w:r>
+          <w:rPr>
+            <w:rStyle w:val="Hyperlink"/>
+            <w:color w:val="000000" w:themeColor="text1"/>
+            <w:lang w:val="en-US"/>
+          </w:rPr>
+          <w:t>elected Applications of MAPMOD</w:t>
         </w:r>
       </w:hyperlink>
       <w:r>
-        <w:t>Central Bank of Armenia, October.</w:t>
-      </w:r>
-    </w:p>
-    <w:p>
-      <w:pPr>
+        <w:rPr>
+          <w:color w:val="000000" w:themeColor="text1"/>
+        </w:rPr>
+        <w:t>. IMF Working Paper WP/14/56. International Monetary Fund.</w:t>
+      </w:r>
+    </w:p>
+    <w:p>
+      <w:pPr>
+        <w:pStyle w:val="ListParagraph"/>
         <w:numPr>
           <w:ilvl w:val="0"/>
           <w:numId w:val="2"/>
         </w:numPr>
-        <w:jc w:val="both"/>
-      </w:pPr>
-      <w:r>
-        <w:t>Friedman, M. 1968. </w:t>
-      </w:r>
-      <w:hyperlink r:id="rId8" w:tgtFrame="_blank" w:history="1">
+        <w:spacing w:before="227" w:line="312" w:lineRule="auto"/>
+        <w:ind w:right="521"/>
+        <w:jc w:val="both"/>
+        <w:rPr>
+          <w:color w:val="000000" w:themeColor="text1"/>
+        </w:rPr>
+      </w:pPr>
+      <w:r>
+        <w:rPr>
+          <w:color w:val="000000" w:themeColor="text1"/>
+        </w:rPr>
+        <w:t xml:space="preserve">Brunner, K., and A. Meltzer. 1993. </w:t>
+      </w:r>
+      <w:hyperlink r:id="rId8" w:history="1">
         <w:r>
           <w:rPr>
             <w:rStyle w:val="Hyperlink"/>
+            <w:color w:val="000000" w:themeColor="text1"/>
+          </w:rPr>
+          <w:t>Money and the Economy</w:t>
+        </w:r>
+      </w:hyperlink>
+      <w:r>
+        <w:rPr>
+          <w:color w:val="000000" w:themeColor="text1"/>
+        </w:rPr>
+        <w:t>. Cambridge University Press.</w:t>
+      </w:r>
+    </w:p>
+    <w:p>
+      <w:pPr>
+        <w:numPr>
+          <w:ilvl w:val="0"/>
+          <w:numId w:val="2"/>
+        </w:numPr>
+        <w:ind w:right="521"/>
+        <w:jc w:val="both"/>
+        <w:rPr>
+          <w:color w:val="000000" w:themeColor="text1"/>
+        </w:rPr>
+      </w:pPr>
+      <w:r>
+        <w:rPr>
+          <w:color w:val="000000" w:themeColor="text1"/>
+        </w:rPr>
+        <w:t>Friedman, M. 1968. </w:t>
+      </w:r>
+      <w:hyperlink r:id="rId9" w:tgtFrame="_blank" w:history="1">
+        <w:r>
+          <w:rPr>
+            <w:rStyle w:val="Hyperlink"/>
+            <w:color w:val="000000" w:themeColor="text1"/>
           </w:rPr>
           <w:t>“The Role of Monetary Policy.” </w:t>
         </w:r>
@@ -442,14 +1055,16 @@
             <w:rStyle w:val="Hyperlink"/>
             <w:i/>
             <w:iCs/>
+            <w:color w:val="000000" w:themeColor="text1"/>
           </w:rPr>
           <w:t>American Economic Review</w:t>
         </w:r>
         <w:r>
           <w:rPr>
             <w:rStyle w:val="Hyperlink"/>
+            <w:color w:val="000000" w:themeColor="text1"/>
           </w:rPr>
-          <w:t> 58 (1): 1–17.</w:t>
+          <w:t> 58 (1).</w:t>
         </w:r>
       </w:hyperlink>
     </w:p>
@@ -459,170 +1074,479 @@
           <w:ilvl w:val="0"/>
           <w:numId w:val="2"/>
         </w:numPr>
-        <w:jc w:val="both"/>
-      </w:pPr>
-      <w:r>
-        <w:t>Phelps, E. 1968. </w:t>
-      </w:r>
-      <w:hyperlink r:id="rId9" w:tgtFrame="_blank" w:history="1">
-        <w:r>
-          <w:rPr>
-            <w:rStyle w:val="Hyperlink"/>
-          </w:rPr>
-          <w:t>“Money-Wage Dynamics and Labor Market Equilibrium.” </w:t>
-        </w:r>
-        <w:r>
-          <w:rPr>
-            <w:rStyle w:val="Hyperlink"/>
-            <w:i/>
-            <w:iCs/>
-          </w:rPr>
-          <w:t>Journal of Political Economy</w:t>
-        </w:r>
-        <w:r>
-          <w:rPr>
-            <w:rStyle w:val="Hyperlink"/>
-          </w:rPr>
-          <w:t> 76 (4): 678–711.</w:t>
-        </w:r>
-      </w:hyperlink>
-    </w:p>
-    <w:p>
-      <w:pPr>
+        <w:ind w:right="521"/>
+        <w:jc w:val="both"/>
+        <w:rPr>
+          <w:color w:val="000000" w:themeColor="text1"/>
+        </w:rPr>
+      </w:pPr>
+      <w:r>
+        <w:rPr>
+          <w:color w:val="000000" w:themeColor="text1"/>
+        </w:rPr>
+        <w:t>Goodhart, C. 1984. Monetary Theory and Practice: The UK Experience. Macmillan.</w:t>
+      </w:r>
+    </w:p>
+    <w:p>
+      <w:pPr>
+        <w:pStyle w:val="ListParagraph"/>
         <w:numPr>
           <w:ilvl w:val="0"/>
           <w:numId w:val="2"/>
         </w:numPr>
-        <w:jc w:val="both"/>
-      </w:pPr>
-      <w:r>
-        <w:t>Debelle, G., and D. Laxton. 1996. </w:t>
-      </w:r>
-      <w:hyperlink r:id="rId10" w:tgtFrame="_blank" w:history="1">
+        <w:spacing w:before="227" w:line="312" w:lineRule="auto"/>
+        <w:ind w:right="521"/>
+        <w:jc w:val="both"/>
+        <w:rPr>
+          <w:color w:val="000000" w:themeColor="text1"/>
+        </w:rPr>
+      </w:pPr>
+      <w:r>
+        <w:rPr>
+          <w:color w:val="000000" w:themeColor="text1"/>
+        </w:rPr>
+        <w:t xml:space="preserve">Laidler, D. 1999. </w:t>
+      </w:r>
+      <w:hyperlink r:id="rId10" w:history="1">
         <w:r>
           <w:rPr>
             <w:rStyle w:val="Hyperlink"/>
-            <w:i/>
-            <w:iCs/>
+            <w:color w:val="000000" w:themeColor="text1"/>
           </w:rPr>
-          <w:t>Is the Phillips Curve Really Convex?</w:t>
+          <w:t>The Quantity of Money and Monetary Policy</w:t>
         </w:r>
       </w:hyperlink>
-    </w:p>
-    <w:p>
-      <w:pPr>
+      <w:r>
+        <w:rPr>
+          <w:color w:val="000000" w:themeColor="text1"/>
+        </w:rPr>
+        <w:t>. Bank of Canada Review.</w:t>
+      </w:r>
+    </w:p>
+    <w:p>
+      <w:pPr>
+        <w:pStyle w:val="ListParagraph"/>
         <w:numPr>
           <w:ilvl w:val="0"/>
           <w:numId w:val="2"/>
         </w:numPr>
-        <w:jc w:val="both"/>
-      </w:pPr>
-      <w:r>
-        <w:lastRenderedPageBreak/>
-        <w:t>Debelle, G., and D. Laxton. 1997. </w:t>
-      </w:r>
-      <w:hyperlink r:id="rId11" w:tgtFrame="_blank" w:history="1">
-        <w:r>
-          <w:rPr>
-            <w:rStyle w:val="Hyperlink"/>
-          </w:rPr>
-          <w:t>“Is the Phillips Curve Really Convex?” </w:t>
-        </w:r>
-        <w:r>
-          <w:rPr>
-            <w:rStyle w:val="Hyperlink"/>
-            <w:i/>
-            <w:iCs/>
-          </w:rPr>
-          <w:t>IMF Staff Papers</w:t>
-        </w:r>
-        <w:r>
-          <w:rPr>
-            <w:rStyle w:val="Hyperlink"/>
-          </w:rPr>
-          <w:t> 44 (2): 249–282.</w:t>
-        </w:r>
-      </w:hyperlink>
-    </w:p>
-    <w:p>
-      <w:pPr>
+        <w:spacing w:before="227" w:line="312" w:lineRule="auto"/>
+        <w:ind w:right="521"/>
+        <w:jc w:val="both"/>
+        <w:rPr>
+          <w:color w:val="000000" w:themeColor="text1"/>
+        </w:rPr>
+      </w:pPr>
+      <w:r>
+        <w:rPr>
+          <w:color w:val="000000" w:themeColor="text1"/>
+        </w:rPr>
+        <w:t xml:space="preserve">Laxton, D., M. Galstyan, and V. Avagyan (eds.). 2023. History of Monetary Policy in Armenia. </w:t>
+      </w:r>
+      <w:r>
+        <w:rPr>
+          <w:color w:val="000000" w:themeColor="text1"/>
+        </w:rPr>
+        <w:t xml:space="preserve">The </w:t>
+      </w:r>
+      <w:r>
+        <w:rPr>
+          <w:color w:val="000000" w:themeColor="text1"/>
+        </w:rPr>
+        <w:t>Better Policy Project. Unpublished mimeograph.</w:t>
+      </w:r>
+    </w:p>
+    <w:p>
+      <w:pPr>
+        <w:pStyle w:val="ListParagraph"/>
         <w:numPr>
           <w:ilvl w:val="0"/>
           <w:numId w:val="2"/>
         </w:numPr>
-        <w:jc w:val="both"/>
-      </w:pPr>
-      <w:r>
-        <w:t>Freedman, C., and D. Laxton. 2009. </w:t>
-      </w:r>
-      <w:hyperlink r:id="rId12" w:tgtFrame="_blank" w:history="1">
+        <w:spacing w:before="227" w:line="312" w:lineRule="auto"/>
+        <w:ind w:right="521"/>
+        <w:jc w:val="both"/>
+        <w:rPr>
+          <w:color w:val="000000" w:themeColor="text1"/>
+        </w:rPr>
+      </w:pPr>
+      <w:proofErr w:type="spellStart"/>
+      <w:r>
+        <w:rPr>
+          <w:color w:val="000000" w:themeColor="text1"/>
+        </w:rPr>
+        <w:t>Mkhatrishvili</w:t>
+      </w:r>
+      <w:proofErr w:type="spellEnd"/>
+      <w:r>
+        <w:rPr>
+          <w:color w:val="000000" w:themeColor="text1"/>
+        </w:rPr>
+        <w:t xml:space="preserve">, S. 2025. </w:t>
+      </w:r>
+      <w:hyperlink r:id="rId11" w:history="1">
         <w:r>
           <w:rPr>
             <w:rStyle w:val="Hyperlink"/>
-            <w:i/>
-            <w:iCs/>
+            <w:color w:val="000000" w:themeColor="text1"/>
           </w:rPr>
-          <w:t>Why Inflation Targeting?</w:t>
+          <w:t xml:space="preserve">Inside (the) Money Machine: </w:t>
         </w:r>
+        <w:proofErr w:type="spellStart"/>
         <w:r>
           <w:rPr>
             <w:rStyle w:val="Hyperlink"/>
+            <w:color w:val="000000" w:themeColor="text1"/>
           </w:rPr>
-          <w:t> IMF Working Paper No. 09/86. Washington, DC: International Monetary Fund.</w:t>
+          <w:t>Modeling</w:t>
+        </w:r>
+        <w:proofErr w:type="spellEnd"/>
+        <w:r>
+          <w:rPr>
+            <w:rStyle w:val="Hyperlink"/>
+            <w:color w:val="000000" w:themeColor="text1"/>
+          </w:rPr>
+          <w:t xml:space="preserve"> Liquidity, Maturity and Credit Transformations</w:t>
         </w:r>
       </w:hyperlink>
-    </w:p>
-    <w:p>
-      <w:pPr>
+      <w:r>
+        <w:rPr>
+          <w:color w:val="000000" w:themeColor="text1"/>
+        </w:rPr>
+        <w:t>. IMF Working Paper WP/25/166. International Monetary Fund.</w:t>
+      </w:r>
+    </w:p>
+    <w:p>
+      <w:pPr>
+        <w:pStyle w:val="ListParagraph"/>
         <w:numPr>
           <w:ilvl w:val="0"/>
           <w:numId w:val="2"/>
         </w:numPr>
-        <w:jc w:val="both"/>
-      </w:pPr>
-      <w:r>
-        <w:t>Bernanke, B. 2024. </w:t>
-      </w:r>
-      <w:hyperlink r:id="rId13" w:tgtFrame="_blank" w:history="1">
-        <w:r>
-          <w:rPr>
-            <w:rStyle w:val="Hyperlink"/>
-            <w:i/>
-            <w:iCs/>
-          </w:rPr>
-          <w:t>Bank of England Independent Review of Forecasting and Policy Analysis.</w:t>
-        </w:r>
-        <w:r>
-          <w:rPr>
-            <w:rStyle w:val="Hyperlink"/>
-          </w:rPr>
-          <w:t> London: Bank of England.</w:t>
-        </w:r>
-      </w:hyperlink>
-    </w:p>
-    <w:p>
-      <w:pPr>
-        <w:numPr>
-          <w:ilvl w:val="0"/>
-          <w:numId w:val="2"/>
-        </w:numPr>
-        <w:jc w:val="both"/>
-      </w:pPr>
-      <w:hyperlink r:id="rId14" w:tgtFrame="_blank" w:history="1">
-        <w:r>
-          <w:rPr>
-            <w:rStyle w:val="Hyperlink"/>
-            <w:i/>
-            <w:iCs/>
-          </w:rPr>
-          <w:t>Prudent Risk Management Approach to Monetary Policy.</w:t>
-        </w:r>
-      </w:hyperlink>
-    </w:p>
-    <w:p>
-      <w:pPr>
-        <w:jc w:val="both"/>
-      </w:pPr>
+        <w:spacing w:before="227" w:line="312" w:lineRule="auto"/>
+        <w:ind w:right="521"/>
+        <w:jc w:val="both"/>
+        <w:rPr>
+          <w:color w:val="000000" w:themeColor="text1"/>
+        </w:rPr>
+      </w:pPr>
+      <w:r>
+        <w:rPr>
+          <w:color w:val="000000" w:themeColor="text1"/>
+        </w:rPr>
+        <w:t xml:space="preserve">Laxton, D., Avetisyan, H. and Avagyan, </w:t>
+      </w:r>
+      <w:proofErr w:type="gramStart"/>
+      <w:r>
+        <w:rPr>
+          <w:color w:val="000000" w:themeColor="text1"/>
+        </w:rPr>
+        <w:t>V..</w:t>
+      </w:r>
+      <w:proofErr w:type="gramEnd"/>
+      <w:r>
+        <w:rPr>
+          <w:color w:val="000000" w:themeColor="text1"/>
+        </w:rPr>
+        <w:t xml:space="preserve"> December 2025.</w:t>
+      </w:r>
+      <w:r>
+        <w:rPr>
+          <w:color w:val="000000" w:themeColor="text1"/>
+          <w:spacing w:val="80"/>
+        </w:rPr>
+        <w:t xml:space="preserve"> </w:t>
+      </w:r>
+      <w:r>
+        <w:rPr>
+          <w:iCs/>
+          <w:color w:val="000000" w:themeColor="text1"/>
+        </w:rPr>
+        <w:t>Prudent Risk Management Approach to Price Stability: Theory and Practice of FPAS Mark II at the Central Bank of Armenia. Unpublished Working Draft.</w:t>
+      </w:r>
+    </w:p>
+    <w:p>
+      <w:pPr>
+        <w:spacing w:before="227" w:line="312" w:lineRule="auto"/>
+        <w:ind w:right="524"/>
+        <w:jc w:val="both"/>
+        <w:rPr>
+          <w:color w:val="000000" w:themeColor="text1"/>
+        </w:rPr>
+      </w:pPr>
+      <w:r>
+        <w:rPr>
+          <w:color w:val="000000" w:themeColor="text1"/>
+        </w:rPr>
+        <w:pict w14:anchorId="59318461">
+          <v:rect id="_x0000_i1025" style="width:0;height:1.5pt" o:hralign="center" o:hrstd="t" o:hr="t" fillcolor="#a0a0a0" stroked="f"/>
+        </w:pict>
+      </w:r>
+    </w:p>
+    <w:p>
+      <w:pPr>
+        <w:spacing w:before="227" w:line="312" w:lineRule="auto"/>
+        <w:ind w:right="524"/>
+        <w:jc w:val="both"/>
+        <w:rPr>
+          <w:b/>
+          <w:bCs/>
+          <w:color w:val="000000" w:themeColor="text1"/>
+        </w:rPr>
+      </w:pPr>
+      <w:r>
+        <w:rPr>
+          <w:b/>
+          <w:bCs/>
+          <w:color w:val="000000" w:themeColor="text1"/>
+        </w:rPr>
+        <w:t>Script</w:t>
+      </w:r>
+    </w:p>
+    <w:p>
+      <w:pPr>
+        <w:spacing w:before="227" w:line="312" w:lineRule="auto"/>
+        <w:ind w:right="524"/>
+        <w:jc w:val="both"/>
+        <w:rPr>
+          <w:b/>
+          <w:bCs/>
+          <w:color w:val="000000" w:themeColor="text1"/>
+        </w:rPr>
+      </w:pPr>
+      <w:r>
+        <w:rPr>
+          <w:color w:val="000000" w:themeColor="text1"/>
+        </w:rPr>
+        <w:t xml:space="preserve">Hello, I’m </w:t>
+      </w:r>
+      <w:r>
+        <w:rPr>
+          <w:b/>
+          <w:bCs/>
+          <w:color w:val="000000" w:themeColor="text1"/>
+        </w:rPr>
+        <w:t>Susanna Grigoryan</w:t>
+      </w:r>
+      <w:r>
+        <w:rPr>
+          <w:color w:val="000000" w:themeColor="text1"/>
+        </w:rPr>
+        <w:t xml:space="preserve">, an economist at the </w:t>
+      </w:r>
+      <w:r>
+        <w:rPr>
+          <w:b/>
+          <w:bCs/>
+          <w:color w:val="000000" w:themeColor="text1"/>
+        </w:rPr>
+        <w:t>Central Bank of Armenia</w:t>
+      </w:r>
+      <w:r>
+        <w:rPr>
+          <w:color w:val="000000" w:themeColor="text1"/>
+        </w:rPr>
+        <w:t xml:space="preserve"> and a </w:t>
+      </w:r>
+      <w:r>
+        <w:rPr>
+          <w:b/>
+          <w:bCs/>
+          <w:color w:val="000000" w:themeColor="text1"/>
+        </w:rPr>
+        <w:t>Level 1 student at the Global Forecasting School</w:t>
+      </w:r>
+      <w:r>
+        <w:rPr>
+          <w:color w:val="000000" w:themeColor="text1"/>
+        </w:rPr>
+        <w:t>. In this video, I will explain why many central banks in the 1970s and early 1980s attempted to control inflation by targeting the growth rate of money.</w:t>
+      </w:r>
+    </w:p>
+    <w:p>
+      <w:pPr>
+        <w:spacing w:before="227" w:line="312" w:lineRule="auto"/>
+        <w:ind w:right="524"/>
+        <w:jc w:val="both"/>
+        <w:rPr>
+          <w:color w:val="000000" w:themeColor="text1"/>
+        </w:rPr>
+      </w:pPr>
+      <w:r>
+        <w:rPr>
+          <w:color w:val="000000" w:themeColor="text1"/>
+        </w:rPr>
+        <w:t xml:space="preserve">After the Great Inflation, policymakers wanted a clear and rule-based way to bring inflation down. Milton Friedman’s idea that inflation is always and everywhere a monetary phenomenon became extremely influential. If inflation results from </w:t>
+      </w:r>
+      <w:r>
+        <w:rPr>
+          <w:color w:val="000000" w:themeColor="text1"/>
+        </w:rPr>
+        <w:lastRenderedPageBreak/>
+        <w:t>excessive money growth, then controlling the growth of monetary aggregates like M1 or M2 should allow the central bank to control inflation.</w:t>
+      </w:r>
+    </w:p>
+    <w:p>
+      <w:pPr>
+        <w:spacing w:before="227" w:line="312" w:lineRule="auto"/>
+        <w:ind w:right="524"/>
+        <w:jc w:val="both"/>
+        <w:rPr>
+          <w:color w:val="000000" w:themeColor="text1"/>
+        </w:rPr>
+      </w:pPr>
+      <w:r>
+        <w:rPr>
+          <w:color w:val="000000" w:themeColor="text1"/>
+        </w:rPr>
+        <w:t>Central banks across the world adopted monetary targets. They announced desired paths for money growth and adjusted their policy instruments to try to keep actual money growth in line with those targets. In the early stages, this approach appeared promising. But problems quickly emerged.</w:t>
+      </w:r>
+    </w:p>
+    <w:p>
+      <w:pPr>
+        <w:spacing w:before="227" w:line="312" w:lineRule="auto"/>
+        <w:ind w:right="524"/>
+        <w:jc w:val="both"/>
+        <w:rPr>
+          <w:color w:val="000000" w:themeColor="text1"/>
+        </w:rPr>
+      </w:pPr>
+      <w:r>
+        <w:rPr>
+          <w:color w:val="000000" w:themeColor="text1"/>
+        </w:rPr>
+        <w:t>Monetary aggregates often behaved unpredictably. Sometimes money growth rose sharply without producing much inflation; in other periods, inflation increased even though money growth seemed under control. These inconsistencies reflected deeper structural changes happening in the financial system.</w:t>
+      </w:r>
+    </w:p>
+    <w:p>
+      <w:pPr>
+        <w:spacing w:before="227" w:line="312" w:lineRule="auto"/>
+        <w:ind w:right="524"/>
+        <w:jc w:val="both"/>
+        <w:rPr>
+          <w:color w:val="000000" w:themeColor="text1"/>
+        </w:rPr>
+      </w:pPr>
+      <w:r>
+        <w:rPr>
+          <w:color w:val="000000" w:themeColor="text1"/>
+        </w:rPr>
+        <w:t>Financial innovation — including deregulation, new types of deposits, and improved payments technology — altered how households and firms held liquid assets. Traditional measures of money no longer captured the concept reliably. At the same time, central banks discovered that they did not directly control the money supply: in modern economies, most money is created by banks through lending. When credit expanded, money grew; when credit contracted, money slowed — regardless of the central bank’s intentions.</w:t>
+      </w:r>
+    </w:p>
+    <w:p>
+      <w:pPr>
+        <w:spacing w:before="227" w:line="312" w:lineRule="auto"/>
+        <w:ind w:right="524"/>
+        <w:jc w:val="both"/>
+        <w:rPr>
+          <w:color w:val="000000" w:themeColor="text1"/>
+        </w:rPr>
+      </w:pPr>
+      <w:r>
+        <w:rPr>
+          <w:color w:val="000000" w:themeColor="text1"/>
+        </w:rPr>
+        <w:t xml:space="preserve">A good economist learns from these developments. When an indicator stops providing reliable information, it cannot remain the centre of a policy framework. These experiences led central banks to shift from controlling the quantity of money to influencing the price of money — the Short-term policy interest rate. This approach proved far more effective and flexible. For Armenia, as for many other </w:t>
+      </w:r>
+    </w:p>
+    <w:p>
+      <w:pPr>
+        <w:spacing w:before="227" w:line="312" w:lineRule="auto"/>
+        <w:ind w:right="524"/>
+        <w:jc w:val="both"/>
+        <w:rPr>
+          <w:color w:val="000000" w:themeColor="text1"/>
+        </w:rPr>
+      </w:pPr>
+      <w:r>
+        <w:rPr>
+          <w:color w:val="000000" w:themeColor="text1"/>
+        </w:rPr>
+        <w:t>countries, monetary targeting served as a transitional phase on the path toward inflation targeting supported by forecasting and policy analysis systems.</w:t>
+      </w:r>
+    </w:p>
+    <w:p>
+      <w:pPr>
+        <w:spacing w:before="227" w:line="312" w:lineRule="auto"/>
+        <w:ind w:right="524"/>
+        <w:jc w:val="both"/>
+        <w:rPr>
+          <w:b/>
+          <w:bCs/>
+          <w:color w:val="000000" w:themeColor="text1"/>
+        </w:rPr>
+      </w:pPr>
+      <w:r>
+        <w:rPr>
+          <w:color w:val="000000" w:themeColor="text1"/>
+        </w:rPr>
+        <w:t xml:space="preserve">I would like to thank </w:t>
+      </w:r>
+      <w:r>
+        <w:rPr>
+          <w:b/>
+          <w:bCs/>
+          <w:color w:val="000000" w:themeColor="text1"/>
+        </w:rPr>
+        <w:t>Douglas Laxton</w:t>
+      </w:r>
+      <w:r>
+        <w:rPr>
+          <w:color w:val="000000" w:themeColor="text1"/>
+        </w:rPr>
+        <w:t xml:space="preserve">, </w:t>
+      </w:r>
+      <w:r>
+        <w:rPr>
+          <w:b/>
+          <w:bCs/>
+          <w:color w:val="000000" w:themeColor="text1"/>
+        </w:rPr>
+        <w:t>Jared Laxton</w:t>
+      </w:r>
+      <w:r>
+        <w:rPr>
+          <w:color w:val="000000" w:themeColor="text1"/>
+        </w:rPr>
+        <w:t xml:space="preserve">, </w:t>
+      </w:r>
+      <w:r>
+        <w:rPr>
+          <w:b/>
+          <w:bCs/>
+          <w:color w:val="000000" w:themeColor="text1"/>
+        </w:rPr>
+        <w:t>Asya Kostanyan</w:t>
+      </w:r>
+      <w:r>
+        <w:rPr>
+          <w:color w:val="000000" w:themeColor="text1"/>
+        </w:rPr>
+        <w:t xml:space="preserve">, and </w:t>
+      </w:r>
+      <w:r>
+        <w:rPr>
+          <w:b/>
+          <w:bCs/>
+          <w:color w:val="000000" w:themeColor="text1"/>
+        </w:rPr>
+        <w:t>Sopio Mkervalidze</w:t>
+      </w:r>
+      <w:r>
+        <w:rPr>
+          <w:color w:val="000000" w:themeColor="text1"/>
+        </w:rPr>
+        <w:t xml:space="preserve"> for their guidance and support in </w:t>
+      </w:r>
+      <w:r>
+        <w:rPr>
+          <w:b/>
+          <w:bCs/>
+          <w:color w:val="000000" w:themeColor="text1"/>
+        </w:rPr>
+        <w:t>preparing this material.</w:t>
+      </w:r>
     </w:p>
     <w:p>
       <w:pPr>
@@ -630,12 +1554,12 @@
       </w:pPr>
     </w:p>
     <w:sectPr>
-      <w:headerReference w:type="even" r:id="rId15"/>
-      <w:headerReference w:type="default" r:id="rId16"/>
-      <w:footerReference w:type="even" r:id="rId17"/>
-      <w:footerReference w:type="default" r:id="rId18"/>
-      <w:headerReference w:type="first" r:id="rId19"/>
-      <w:footerReference w:type="first" r:id="rId20"/>
+      <w:headerReference w:type="even" r:id="rId12"/>
+      <w:headerReference w:type="default" r:id="rId13"/>
+      <w:footerReference w:type="even" r:id="rId14"/>
+      <w:footerReference w:type="default" r:id="rId15"/>
+      <w:headerReference w:type="first" r:id="rId16"/>
+      <w:footerReference w:type="first" r:id="rId17"/>
       <w:pgSz w:w="11906" w:h="16838"/>
       <w:pgMar w:top="1440" w:right="1440" w:bottom="1440" w:left="1440" w:header="709" w:footer="708" w:gutter="0"/>
       <w:cols w:space="708"/>
@@ -1171,6 +2095,205 @@
     </w:lvl>
   </w:abstractNum>
   <w:abstractNum w:abstractNumId="1" w15:restartNumberingAfterBreak="0">
+    <w:nsid w:val="4FEE148B"/>
+    <w:multiLevelType w:val="hybridMultilevel"/>
+    <w:tmpl w:val="9F04E7E4"/>
+    <w:lvl w:ilvl="0" w:tplc="04090001">
+      <w:start w:val="1"/>
+      <w:numFmt w:val="bullet"/>
+      <w:lvlText w:val=""/>
+      <w:lvlJc w:val="left"/>
+      <w:pPr>
+        <w:ind w:left="720" w:hanging="360"/>
+      </w:pPr>
+      <w:rPr>
+        <w:rFonts w:ascii="Symbol" w:hAnsi="Symbol" w:hint="default"/>
+      </w:rPr>
+    </w:lvl>
+    <w:lvl w:ilvl="1" w:tplc="04090003" w:tentative="1">
+      <w:start w:val="1"/>
+      <w:numFmt w:val="bullet"/>
+      <w:lvlText w:val="o"/>
+      <w:lvlJc w:val="left"/>
+      <w:pPr>
+        <w:ind w:left="1440" w:hanging="360"/>
+      </w:pPr>
+      <w:rPr>
+        <w:rFonts w:ascii="Courier New" w:hAnsi="Courier New" w:cs="Courier New" w:hint="default"/>
+      </w:rPr>
+    </w:lvl>
+    <w:lvl w:ilvl="2" w:tplc="04090005" w:tentative="1">
+      <w:start w:val="1"/>
+      <w:numFmt w:val="bullet"/>
+      <w:lvlText w:val=""/>
+      <w:lvlJc w:val="left"/>
+      <w:pPr>
+        <w:ind w:left="2160" w:hanging="360"/>
+      </w:pPr>
+      <w:rPr>
+        <w:rFonts w:ascii="Wingdings" w:hAnsi="Wingdings" w:hint="default"/>
+      </w:rPr>
+    </w:lvl>
+    <w:lvl w:ilvl="3" w:tplc="04090001" w:tentative="1">
+      <w:start w:val="1"/>
+      <w:numFmt w:val="bullet"/>
+      <w:lvlText w:val=""/>
+      <w:lvlJc w:val="left"/>
+      <w:pPr>
+        <w:ind w:left="2880" w:hanging="360"/>
+      </w:pPr>
+      <w:rPr>
+        <w:rFonts w:ascii="Symbol" w:hAnsi="Symbol" w:hint="default"/>
+      </w:rPr>
+    </w:lvl>
+    <w:lvl w:ilvl="4" w:tplc="04090003" w:tentative="1">
+      <w:start w:val="1"/>
+      <w:numFmt w:val="bullet"/>
+      <w:lvlText w:val="o"/>
+      <w:lvlJc w:val="left"/>
+      <w:pPr>
+        <w:ind w:left="3600" w:hanging="360"/>
+      </w:pPr>
+      <w:rPr>
+        <w:rFonts w:ascii="Courier New" w:hAnsi="Courier New" w:cs="Courier New" w:hint="default"/>
+      </w:rPr>
+    </w:lvl>
+    <w:lvl w:ilvl="5" w:tplc="04090005" w:tentative="1">
+      <w:start w:val="1"/>
+      <w:numFmt w:val="bullet"/>
+      <w:lvlText w:val=""/>
+      <w:lvlJc w:val="left"/>
+      <w:pPr>
+        <w:ind w:left="4320" w:hanging="360"/>
+      </w:pPr>
+      <w:rPr>
+        <w:rFonts w:ascii="Wingdings" w:hAnsi="Wingdings" w:hint="default"/>
+      </w:rPr>
+    </w:lvl>
+    <w:lvl w:ilvl="6" w:tplc="04090001" w:tentative="1">
+      <w:start w:val="1"/>
+      <w:numFmt w:val="bullet"/>
+      <w:lvlText w:val=""/>
+      <w:lvlJc w:val="left"/>
+      <w:pPr>
+        <w:ind w:left="5040" w:hanging="360"/>
+      </w:pPr>
+      <w:rPr>
+        <w:rFonts w:ascii="Symbol" w:hAnsi="Symbol" w:hint="default"/>
+      </w:rPr>
+    </w:lvl>
+    <w:lvl w:ilvl="7" w:tplc="04090003" w:tentative="1">
+      <w:start w:val="1"/>
+      <w:numFmt w:val="bullet"/>
+      <w:lvlText w:val="o"/>
+      <w:lvlJc w:val="left"/>
+      <w:pPr>
+        <w:ind w:left="5760" w:hanging="360"/>
+      </w:pPr>
+      <w:rPr>
+        <w:rFonts w:ascii="Courier New" w:hAnsi="Courier New" w:cs="Courier New" w:hint="default"/>
+      </w:rPr>
+    </w:lvl>
+    <w:lvl w:ilvl="8" w:tplc="04090005" w:tentative="1">
+      <w:start w:val="1"/>
+      <w:numFmt w:val="bullet"/>
+      <w:lvlText w:val=""/>
+      <w:lvlJc w:val="left"/>
+      <w:pPr>
+        <w:ind w:left="6480" w:hanging="360"/>
+      </w:pPr>
+      <w:rPr>
+        <w:rFonts w:ascii="Wingdings" w:hAnsi="Wingdings" w:hint="default"/>
+      </w:rPr>
+    </w:lvl>
+  </w:abstractNum>
+  <w:abstractNum w:abstractNumId="2" w15:restartNumberingAfterBreak="0">
+    <w:nsid w:val="66297487"/>
+    <w:multiLevelType w:val="hybridMultilevel"/>
+    <w:tmpl w:val="73224396"/>
+    <w:lvl w:ilvl="0" w:tplc="0409000F">
+      <w:start w:val="1"/>
+      <w:numFmt w:val="decimal"/>
+      <w:lvlText w:val="%1."/>
+      <w:lvlJc w:val="left"/>
+      <w:pPr>
+        <w:ind w:left="720" w:hanging="360"/>
+      </w:pPr>
+    </w:lvl>
+    <w:lvl w:ilvl="1" w:tplc="04090019" w:tentative="1">
+      <w:start w:val="1"/>
+      <w:numFmt w:val="lowerLetter"/>
+      <w:lvlText w:val="%2."/>
+      <w:lvlJc w:val="left"/>
+      <w:pPr>
+        <w:ind w:left="1440" w:hanging="360"/>
+      </w:pPr>
+    </w:lvl>
+    <w:lvl w:ilvl="2" w:tplc="0409001B" w:tentative="1">
+      <w:start w:val="1"/>
+      <w:numFmt w:val="lowerRoman"/>
+      <w:lvlText w:val="%3."/>
+      <w:lvlJc w:val="right"/>
+      <w:pPr>
+        <w:ind w:left="2160" w:hanging="180"/>
+      </w:pPr>
+    </w:lvl>
+    <w:lvl w:ilvl="3" w:tplc="0409000F" w:tentative="1">
+      <w:start w:val="1"/>
+      <w:numFmt w:val="decimal"/>
+      <w:lvlText w:val="%4."/>
+      <w:lvlJc w:val="left"/>
+      <w:pPr>
+        <w:ind w:left="2880" w:hanging="360"/>
+      </w:pPr>
+    </w:lvl>
+    <w:lvl w:ilvl="4" w:tplc="04090019" w:tentative="1">
+      <w:start w:val="1"/>
+      <w:numFmt w:val="lowerLetter"/>
+      <w:lvlText w:val="%5."/>
+      <w:lvlJc w:val="left"/>
+      <w:pPr>
+        <w:ind w:left="3600" w:hanging="360"/>
+      </w:pPr>
+    </w:lvl>
+    <w:lvl w:ilvl="5" w:tplc="0409001B" w:tentative="1">
+      <w:start w:val="1"/>
+      <w:numFmt w:val="lowerRoman"/>
+      <w:lvlText w:val="%6."/>
+      <w:lvlJc w:val="right"/>
+      <w:pPr>
+        <w:ind w:left="4320" w:hanging="180"/>
+      </w:pPr>
+    </w:lvl>
+    <w:lvl w:ilvl="6" w:tplc="0409000F" w:tentative="1">
+      <w:start w:val="1"/>
+      <w:numFmt w:val="decimal"/>
+      <w:lvlText w:val="%7."/>
+      <w:lvlJc w:val="left"/>
+      <w:pPr>
+        <w:ind w:left="5040" w:hanging="360"/>
+      </w:pPr>
+    </w:lvl>
+    <w:lvl w:ilvl="7" w:tplc="04090019" w:tentative="1">
+      <w:start w:val="1"/>
+      <w:numFmt w:val="lowerLetter"/>
+      <w:lvlText w:val="%8."/>
+      <w:lvlJc w:val="left"/>
+      <w:pPr>
+        <w:ind w:left="5760" w:hanging="360"/>
+      </w:pPr>
+    </w:lvl>
+    <w:lvl w:ilvl="8" w:tplc="0409001B" w:tentative="1">
+      <w:start w:val="1"/>
+      <w:numFmt w:val="lowerRoman"/>
+      <w:lvlText w:val="%9."/>
+      <w:lvlJc w:val="right"/>
+      <w:pPr>
+        <w:ind w:left="6480" w:hanging="180"/>
+      </w:pPr>
+    </w:lvl>
+  </w:abstractNum>
+  <w:abstractNum w:abstractNumId="3" w15:restartNumberingAfterBreak="0">
     <w:nsid w:val="71AF0A45"/>
     <w:multiLevelType w:val="multilevel"/>
     <w:tmpl w:val="686425A6"/>
@@ -1323,6 +2446,12 @@
     <w:abstractNumId w:val="0"/>
   </w:num>
   <w:num w:numId="2" w16cid:durableId="1307705611">
+    <w:abstractNumId w:val="3"/>
+  </w:num>
+  <w:num w:numId="3" w16cid:durableId="2024044337">
+    <w:abstractNumId w:val="2"/>
+  </w:num>
+  <w:num w:numId="4" w16cid:durableId="344332441">
     <w:abstractNumId w:val="1"/>
   </w:num>
 </w:numbering>
